--- a/docs/Pre_course_checklist_4day.docx
+++ b/docs/Pre_course_checklist_4day.docx
@@ -33,11 +33,34 @@
       </w:r>
       <w:r>
         <w:rPr>
-          <w:color w:val="14181F"/>
-          <w:sz w:val="21"/>
-          <w:szCs w:val="21"/>
-        </w:rPr>
-        <w:t xml:space="preserve"> The colleague delivering the three-day cohorts has his own list at `PRE_COURSE_CHECKLIST_3day.md`. They are different documents on purpose: different dates, a different service, a different admin secret and a different printed pack. Do not work from his and do not hand him yours.</w:t>
+          <w:b w:val="false"/>
+          <w:bCs w:val="false"/>
+          <w:color w:val="14181F"/>
+          <w:sz w:val="21"/>
+          <w:szCs w:val="21"/>
+        </w:rPr>
+        <w:t xml:space="preserve"> The colleague delivering the three-day cohorts has his own list at </w:t>
+      </w:r>
+      <w:r>
+        <w:rPr>
+          <w:rFonts w:ascii="Consolas" w:cs="Consolas" w:eastAsia="Consolas" w:hAnsi="Consolas"/>
+          <w:b w:val="false"/>
+          <w:bCs w:val="false"/>
+          <w:color w:val="14181F"/>
+          <w:sz w:val="20"/>
+          <w:szCs w:val="20"/>
+        </w:rPr>
+        <w:t xml:space="preserve">PRE_COURSE_CHECKLIST_3day.md</w:t>
+      </w:r>
+      <w:r>
+        <w:rPr>
+          <w:b w:val="false"/>
+          <w:bCs w:val="false"/>
+          <w:color w:val="14181F"/>
+          <w:sz w:val="21"/>
+          <w:szCs w:val="21"/>
+        </w:rPr>
+        <w:t xml:space="preserve">. They are different documents on purpose: different dates, a different service, a different admin secret and a different printed pack. Do not work from his and do not hand him yours.</w:t>
       </w:r>
     </w:p>
     <w:p>
@@ -56,11 +79,70 @@
       </w:r>
       <w:r>
         <w:rPr>
+          <w:b w:val="false"/>
+          <w:bCs w:val="false"/>
+          <w:color w:val="14181F"/>
+          <w:sz w:val="19"/>
+          <w:szCs w:val="19"/>
+        </w:rPr>
+        <w:t xml:space="preserve">6 to 9 September 2026, four days, hotel venue, approximately 25 participants</w:t>
+      </w:r>
+    </w:p>
+    <w:p>
+      <w:pPr>
+        <w:spacing w:after="40"/>
+      </w:pPr>
+      <w:r>
+        <w:rPr>
+          <w:b/>
+          <w:bCs/>
           <w:color w:val="4B5563"/>
           <w:sz w:val="19"/>
           <w:szCs w:val="19"/>
         </w:rPr>
-        <w:t xml:space="preserve">6 to 9 September 2026, four days, hotel venue, approximately 25 participants</w:t>
+        <w:t xml:space="preserve">Service  </w:t>
+      </w:r>
+      <w:r>
+        <w:rPr>
+          <w:b w:val="false"/>
+          <w:bCs w:val="false"/>
+          <w:color w:val="14181F"/>
+          <w:sz w:val="19"/>
+          <w:szCs w:val="19"/>
+        </w:rPr>
+        <w:t xml:space="preserve">the four-day service, </w:t>
+      </w:r>
+      <w:r>
+        <w:rPr>
+          <w:rFonts w:ascii="Consolas" w:cs="Consolas" w:eastAsia="Consolas" w:hAnsi="Consolas"/>
+          <w:b w:val="false"/>
+          <w:bCs w:val="false"/>
+          <w:color w:val="14181F"/>
+          <w:sz w:val="18"/>
+          <w:szCs w:val="18"/>
+        </w:rPr>
+        <w:t xml:space="preserve">PROGRAMME_DAYS=4</w:t>
+      </w:r>
+      <w:r>
+        <w:rPr>
+          <w:b w:val="false"/>
+          <w:bCs w:val="false"/>
+          <w:color w:val="14181F"/>
+          <w:sz w:val="19"/>
+          <w:szCs w:val="19"/>
+        </w:rPr>
+        <w:t xml:space="preserve">, cohort label </w:t>
+      </w:r>
+      <w:r>
+        <w:rPr>
+          <w:rFonts w:ascii="Consolas" w:cs="Consolas" w:eastAsia="Consolas" w:hAnsi="Consolas"/>
+          <w:b w:val="false"/>
+          <w:bCs w:val="false"/>
+          <w:color w:val="14181F"/>
+          <w:sz w:val="18"/>
+          <w:szCs w:val="18"/>
+        </w:rPr>
+        <w:t xml:space="preserve">elm</w:t>
       </w:r>
     </w:p>
     <w:p>
@@ -75,60 +157,52 @@
           <w:sz w:val="19"/>
           <w:szCs w:val="19"/>
         </w:rPr>
-        <w:t xml:space="preserve">Service  </w:t>
-      </w:r>
-      <w:r>
-        <w:rPr>
+        <w:t xml:space="preserve">Printed pack  </w:t>
+      </w:r>
+      <w:r>
+        <w:rPr>
+          <w:rFonts w:ascii="Consolas" w:cs="Consolas" w:eastAsia="Consolas" w:hAnsi="Consolas"/>
+          <w:b w:val="false"/>
+          <w:bCs w:val="false"/>
+          <w:color w:val="14181F"/>
+          <w:sz w:val="18"/>
+          <w:szCs w:val="18"/>
+        </w:rPr>
+        <w:t xml:space="preserve">docs/paper/</w:t>
+      </w:r>
+      <w:r>
+        <w:rPr>
+          <w:b w:val="false"/>
+          <w:bCs w:val="false"/>
+          <w:color w:val="14181F"/>
+          <w:sz w:val="19"/>
+          <w:szCs w:val="19"/>
+        </w:rPr>
+        <w:t xml:space="preserve"> (the four-day set)</w:t>
+      </w:r>
+    </w:p>
+    <w:p>
+      <w:pPr>
+        <w:spacing w:after="40"/>
+      </w:pPr>
+      <w:r>
+        <w:rPr>
+          <w:b/>
+          <w:bCs/>
           <w:color w:val="4B5563"/>
           <w:sz w:val="19"/>
           <w:szCs w:val="19"/>
         </w:rPr>
-        <w:t xml:space="preserve">the four-day service, `PROGRAMME_DAYS=4`, cohort label `elm`</w:t>
-      </w:r>
-    </w:p>
-    <w:p>
-      <w:pPr>
-        <w:spacing w:after="40"/>
-      </w:pPr>
-      <w:r>
-        <w:rPr>
-          <w:b/>
-          <w:bCs/>
-          <w:color w:val="4B5563"/>
+        <w:t xml:space="preserve">Export deadline  </w:t>
+      </w:r>
+      <w:r>
+        <w:rPr>
+          <w:b w:val="false"/>
+          <w:bCs w:val="false"/>
+          <w:color w:val="14181F"/>
           <w:sz w:val="19"/>
           <w:szCs w:val="19"/>
         </w:rPr>
-        <w:t xml:space="preserve">Printed pack  </w:t>
-      </w:r>
-      <w:r>
-        <w:rPr>
-          <w:color w:val="4B5563"/>
-          <w:sz w:val="19"/>
-          <w:szCs w:val="19"/>
-        </w:rPr>
-        <w:t xml:space="preserve">`docs/paper/` (the four-day set)</w:t>
-      </w:r>
-    </w:p>
-    <w:p>
-      <w:pPr>
-        <w:spacing w:after="40"/>
-      </w:pPr>
-      <w:r>
-        <w:rPr>
-          <w:b/>
-          <w:bCs/>
-          <w:color w:val="4B5563"/>
-          <w:sz w:val="19"/>
-          <w:szCs w:val="19"/>
-        </w:rPr>
-        <w:t xml:space="preserve">Export deadline  </w:t>
-      </w:r>
-      <w:r>
-        <w:rPr>
-          <w:color w:val="4B5563"/>
-          <w:sz w:val="19"/>
-          <w:szCs w:val="19"/>
-        </w:rPr>
         <w:t xml:space="preserve">11 September 2026 (Protocol v1.3 section 7, within 48 hours)</w:t>
       </w:r>
     </w:p>
@@ -138,6 +212,8 @@
       </w:pPr>
       <w:r>
         <w:rPr>
+          <w:b w:val="false"/>
+          <w:bCs w:val="false"/>
           <w:color w:val="14181F"/>
           <w:sz w:val="21"/>
           <w:szCs w:val="21"/>
@@ -197,6 +273,8 @@
       </w:r>
       <w:r>
         <w:rPr>
+          <w:b w:val="false"/>
+          <w:bCs w:val="false"/>
           <w:color w:val="14181F"/>
           <w:sz w:val="21"/>
           <w:szCs w:val="21"/>
@@ -239,6 +317,8 @@
       </w:r>
       <w:r>
         <w:rPr>
+          <w:b w:val="false"/>
+          <w:bCs w:val="false"/>
           <w:color w:val="14181F"/>
           <w:sz w:val="21"/>
           <w:szCs w:val="21"/>
@@ -277,15 +357,49 @@
           <w:sz w:val="21"/>
           <w:szCs w:val="21"/>
         </w:rPr>
-        <w:t xml:space="preserve">Set `INSTRUMENTS_OPEN=false`</w:t>
-      </w:r>
-      <w:r>
-        <w:rPr>
-          <w:color w:val="14181F"/>
-          <w:sz w:val="21"/>
-          <w:szCs w:val="21"/>
-        </w:rPr>
-        <w:t xml:space="preserve"> in Render → Environment. Nothing should be collected before the cohort. *Put setting it back to `true` on the Day 1 list below, because forgetting is the obvious failure.*</w:t>
+        <w:t xml:space="preserve">Set </w:t>
+      </w:r>
+      <w:r>
+        <w:rPr>
+          <w:rFonts w:ascii="Consolas" w:cs="Consolas" w:eastAsia="Consolas" w:hAnsi="Consolas"/>
+          <w:b/>
+          <w:bCs/>
+          <w:color w:val="14181F"/>
+          <w:sz w:val="20"/>
+          <w:szCs w:val="20"/>
+        </w:rPr>
+        <w:t xml:space="preserve">INSTRUMENTS_OPEN=false</w:t>
+      </w:r>
+      <w:r>
+        <w:rPr>
+          <w:b w:val="false"/>
+          <w:bCs w:val="false"/>
+          <w:color w:val="14181F"/>
+          <w:sz w:val="21"/>
+          <w:szCs w:val="21"/>
+        </w:rPr>
+        <w:t xml:space="preserve"> in Render → Environment. Nothing should be collected before the cohort. *Put setting it back to </w:t>
+      </w:r>
+      <w:r>
+        <w:rPr>
+          <w:rFonts w:ascii="Consolas" w:cs="Consolas" w:eastAsia="Consolas" w:hAnsi="Consolas"/>
+          <w:b w:val="false"/>
+          <w:bCs w:val="false"/>
+          <w:color w:val="14181F"/>
+          <w:sz w:val="20"/>
+          <w:szCs w:val="20"/>
+        </w:rPr>
+        <w:t xml:space="preserve">true</w:t>
+      </w:r>
+      <w:r>
+        <w:rPr>
+          <w:b w:val="false"/>
+          <w:bCs w:val="false"/>
+          <w:color w:val="14181F"/>
+          <w:sz w:val="21"/>
+          <w:szCs w:val="21"/>
+        </w:rPr>
+        <w:t xml:space="preserve"> on the Day 1 list below, because forgetting is the obvious failure.*</w:t>
       </w:r>
     </w:p>
     <w:p>
@@ -323,6 +437,8 @@
       </w:r>
       <w:r>
         <w:rPr>
+          <w:b w:val="false"/>
+          <w:bCs w:val="false"/>
           <w:color w:val="14181F"/>
           <w:sz w:val="21"/>
           <w:szCs w:val="21"/>
@@ -365,6 +481,8 @@
       </w:r>
       <w:r>
         <w:rPr>
+          <w:b w:val="false"/>
+          <w:bCs w:val="false"/>
           <w:color w:val="14181F"/>
           <w:sz w:val="21"/>
           <w:szCs w:val="21"/>
@@ -395,11 +513,34 @@
       </w:pPr>
       <w:r>
         <w:rPr>
-          <w:color w:val="14181F"/>
-          <w:sz w:val="21"/>
-          <w:szCs w:val="21"/>
-        </w:rPr>
-        <w:t xml:space="preserve">Six of the seven flags in `docs/PROTOCOL_CONFORMANCE.md` are closed, in Instruments v2.1 to v2.3 and Protocol v1.2 to v1.3. Two things remain.</w:t>
+          <w:b w:val="false"/>
+          <w:bCs w:val="false"/>
+          <w:color w:val="14181F"/>
+          <w:sz w:val="21"/>
+          <w:szCs w:val="21"/>
+        </w:rPr>
+        <w:t xml:space="preserve">Six of the seven flags in </w:t>
+      </w:r>
+      <w:r>
+        <w:rPr>
+          <w:rFonts w:ascii="Consolas" w:cs="Consolas" w:eastAsia="Consolas" w:hAnsi="Consolas"/>
+          <w:b w:val="false"/>
+          <w:bCs w:val="false"/>
+          <w:color w:val="14181F"/>
+          <w:sz w:val="20"/>
+          <w:szCs w:val="20"/>
+        </w:rPr>
+        <w:t xml:space="preserve">docs/PROTOCOL_CONFORMANCE.md</w:t>
+      </w:r>
+      <w:r>
+        <w:rPr>
+          <w:b w:val="false"/>
+          <w:bCs w:val="false"/>
+          <w:color w:val="14181F"/>
+          <w:sz w:val="21"/>
+          <w:szCs w:val="21"/>
+        </w:rPr>
+        <w:t xml:space="preserve"> are closed, in Instruments v2.1 to v2.3 and Protocol v1.2 to v1.3. Two things remain.</w:t>
       </w:r>
     </w:p>
     <w:p>
@@ -437,6 +578,8 @@
       </w:r>
       <w:r>
         <w:rPr>
+          <w:b w:val="false"/>
+          <w:bCs w:val="false"/>
           <w:color w:val="14181F"/>
           <w:sz w:val="21"/>
           <w:szCs w:val="21"/>
@@ -479,6 +622,8 @@
       </w:r>
       <w:r>
         <w:rPr>
+          <w:b w:val="false"/>
+          <w:bCs w:val="false"/>
           <w:color w:val="14181F"/>
           <w:sz w:val="21"/>
           <w:szCs w:val="21"/>
@@ -538,11 +683,34 @@
       </w:r>
       <w:r>
         <w:rPr>
-          <w:color w:val="14181F"/>
-          <w:sz w:val="21"/>
-          <w:szCs w:val="21"/>
-        </w:rPr>
-        <w:t xml:space="preserve">, one double-sided page per participant, plus spares. `docs/paper/information-sheet.pdf`. English one side, Arabic the other. Handed out on Day 1 to everyone, whether they take part or not.</w:t>
+          <w:b w:val="false"/>
+          <w:bCs w:val="false"/>
+          <w:color w:val="14181F"/>
+          <w:sz w:val="21"/>
+          <w:szCs w:val="21"/>
+        </w:rPr>
+        <w:t xml:space="preserve">, one double-sided page per participant, plus spares. </w:t>
+      </w:r>
+      <w:r>
+        <w:rPr>
+          <w:rFonts w:ascii="Consolas" w:cs="Consolas" w:eastAsia="Consolas" w:hAnsi="Consolas"/>
+          <w:b w:val="false"/>
+          <w:bCs w:val="false"/>
+          <w:color w:val="14181F"/>
+          <w:sz w:val="20"/>
+          <w:szCs w:val="20"/>
+        </w:rPr>
+        <w:t xml:space="preserve">docs/paper/information-sheet.pdf</w:t>
+      </w:r>
+      <w:r>
+        <w:rPr>
+          <w:b w:val="false"/>
+          <w:bCs w:val="false"/>
+          <w:color w:val="14181F"/>
+          <w:sz w:val="21"/>
+          <w:szCs w:val="21"/>
+        </w:rPr>
+        <w:t xml:space="preserve">. English one side, Arabic the other. Handed out on Day 1 to everyone, whether they take part or not.</w:t>
       </w:r>
     </w:p>
     <w:p>
@@ -580,11 +748,24 @@
       </w:r>
       <w:r>
         <w:rPr>
-          <w:color w:val="14181F"/>
-          <w:sz w:val="21"/>
-          <w:szCs w:val="21"/>
-        </w:rPr>
-        <w:t xml:space="preserve">: `docs/paper/instruments-en.pdf`</w:t>
+          <w:b w:val="false"/>
+          <w:bCs w:val="false"/>
+          <w:color w:val="14181F"/>
+          <w:sz w:val="21"/>
+          <w:szCs w:val="21"/>
+        </w:rPr>
+        <w:t xml:space="preserve">: </w:t>
+      </w:r>
+      <w:r>
+        <w:rPr>
+          <w:rFonts w:ascii="Consolas" w:cs="Consolas" w:eastAsia="Consolas" w:hAnsi="Consolas"/>
+          <w:b w:val="false"/>
+          <w:bCs w:val="false"/>
+          <w:color w:val="14181F"/>
+          <w:sz w:val="20"/>
+          <w:szCs w:val="20"/>
+        </w:rPr>
+        <w:t xml:space="preserve">docs/paper/instruments-en.pdf</w:t>
       </w:r>
     </w:p>
     <w:p>
@@ -622,11 +803,24 @@
       </w:r>
       <w:r>
         <w:rPr>
-          <w:color w:val="14181F"/>
-          <w:sz w:val="21"/>
-          <w:szCs w:val="21"/>
-        </w:rPr>
-        <w:t xml:space="preserve">: `docs/paper/instruments-ar.pdf`</w:t>
+          <w:b w:val="false"/>
+          <w:bCs w:val="false"/>
+          <w:color w:val="14181F"/>
+          <w:sz w:val="21"/>
+          <w:szCs w:val="21"/>
+        </w:rPr>
+        <w:t xml:space="preserve">: </w:t>
+      </w:r>
+      <w:r>
+        <w:rPr>
+          <w:rFonts w:ascii="Consolas" w:cs="Consolas" w:eastAsia="Consolas" w:hAnsi="Consolas"/>
+          <w:b w:val="false"/>
+          <w:bCs w:val="false"/>
+          <w:color w:val="14181F"/>
+          <w:sz w:val="20"/>
+          <w:szCs w:val="20"/>
+        </w:rPr>
+        <w:t xml:space="preserve">docs/paper/instruments-ar.pdf</w:t>
       </w:r>
     </w:p>
     <w:p>
@@ -664,6 +858,8 @@
       </w:r>
       <w:r>
         <w:rPr>
+          <w:b w:val="false"/>
+          <w:bCs w:val="false"/>
           <w:color w:val="14181F"/>
           <w:sz w:val="21"/>
           <w:szCs w:val="21"/>
@@ -706,6 +902,8 @@
       </w:r>
       <w:r>
         <w:rPr>
+          <w:b w:val="false"/>
+          <w:bCs w:val="false"/>
           <w:color w:val="14181F"/>
           <w:sz w:val="21"/>
           <w:szCs w:val="21"/>
@@ -748,6 +946,8 @@
       </w:r>
       <w:r>
         <w:rPr>
+          <w:b w:val="false"/>
+          <w:bCs w:val="false"/>
           <w:color w:val="14181F"/>
           <w:sz w:val="21"/>
           <w:szCs w:val="21"/>
@@ -797,16 +997,29 @@
       </w:r>
       <w:r>
         <w:rPr>
-          <w:b/>
-          <w:bCs/>
-          <w:color w:val="14181F"/>
-          <w:sz w:val="21"/>
-          <w:szCs w:val="21"/>
-        </w:rPr>
-        <w:t xml:space="preserve">`PROGRAMME_DAYS` matches this cohort.</w:t>
-      </w:r>
-      <w:r>
-        <w:rPr>
+          <w:rFonts w:ascii="Consolas" w:cs="Consolas" w:eastAsia="Consolas" w:hAnsi="Consolas"/>
+          <w:b/>
+          <w:bCs/>
+          <w:color w:val="14181F"/>
+          <w:sz w:val="20"/>
+          <w:szCs w:val="20"/>
+        </w:rPr>
+        <w:t xml:space="preserve">PROGRAMME_DAYS</w:t>
+      </w:r>
+      <w:r>
+        <w:rPr>
+          <w:b/>
+          <w:bCs/>
+          <w:color w:val="14181F"/>
+          <w:sz w:val="21"/>
+          <w:szCs w:val="21"/>
+        </w:rPr>
+        <w:t xml:space="preserve"> matches this cohort.</w:t>
+      </w:r>
+      <w:r>
+        <w:rPr>
+          <w:b w:val="false"/>
+          <w:bCs w:val="false"/>
           <w:color w:val="14181F"/>
           <w:sz w:val="21"/>
           <w:szCs w:val="21"/>
@@ -849,11 +1062,34 @@
       </w:r>
       <w:r>
         <w:rPr>
-          <w:color w:val="14181F"/>
-          <w:sz w:val="21"/>
-          <w:szCs w:val="21"/>
-        </w:rPr>
-        <w:t xml:space="preserve"> Open `/daily`, choose the last day, confirm the R4 question appears, submit. This is the only route in the application never exercised against the deployment, and it only matters on the last day, when there is no second chance.</w:t>
+          <w:b w:val="false"/>
+          <w:bCs w:val="false"/>
+          <w:color w:val="14181F"/>
+          <w:sz w:val="21"/>
+          <w:szCs w:val="21"/>
+        </w:rPr>
+        <w:t xml:space="preserve"> Open </w:t>
+      </w:r>
+      <w:r>
+        <w:rPr>
+          <w:rFonts w:ascii="Consolas" w:cs="Consolas" w:eastAsia="Consolas" w:hAnsi="Consolas"/>
+          <w:b w:val="false"/>
+          <w:bCs w:val="false"/>
+          <w:color w:val="14181F"/>
+          <w:sz w:val="20"/>
+          <w:szCs w:val="20"/>
+        </w:rPr>
+        <w:t xml:space="preserve">/daily</w:t>
+      </w:r>
+      <w:r>
+        <w:rPr>
+          <w:b w:val="false"/>
+          <w:bCs w:val="false"/>
+          <w:color w:val="14181F"/>
+          <w:sz w:val="21"/>
+          <w:szCs w:val="21"/>
+        </w:rPr>
+        <w:t xml:space="preserve">, choose the last day, confirm the R4 question appears, submit. This is the only route in the application never exercised against the deployment, and it only matters on the last day, when there is no second chance.</w:t>
       </w:r>
     </w:p>
     <w:p>
@@ -891,6 +1127,8 @@
       </w:r>
       <w:r>
         <w:rPr>
+          <w:b w:val="false"/>
+          <w:bCs w:val="false"/>
           <w:color w:val="14181F"/>
           <w:sz w:val="21"/>
           <w:szCs w:val="21"/>
@@ -933,11 +1171,55 @@
       </w:r>
       <w:r>
         <w:rPr>
-          <w:color w:val="14181F"/>
-          <w:sz w:val="21"/>
-          <w:szCs w:val="21"/>
-        </w:rPr>
-        <w:t xml:space="preserve"> `/admin` with the export secret, `DELETE ` followed by this service's cohort label.</w:t>
+          <w:b w:val="false"/>
+          <w:bCs w:val="false"/>
+          <w:color w:val="14181F"/>
+          <w:sz w:val="21"/>
+          <w:szCs w:val="21"/>
+        </w:rPr>
+        <w:t xml:space="preserve"> </w:t>
+      </w:r>
+      <w:r>
+        <w:rPr>
+          <w:rFonts w:ascii="Consolas" w:cs="Consolas" w:eastAsia="Consolas" w:hAnsi="Consolas"/>
+          <w:b w:val="false"/>
+          <w:bCs w:val="false"/>
+          <w:color w:val="14181F"/>
+          <w:sz w:val="20"/>
+          <w:szCs w:val="20"/>
+        </w:rPr>
+        <w:t xml:space="preserve">/admin</w:t>
+      </w:r>
+      <w:r>
+        <w:rPr>
+          <w:b w:val="false"/>
+          <w:bCs w:val="false"/>
+          <w:color w:val="14181F"/>
+          <w:sz w:val="21"/>
+          <w:szCs w:val="21"/>
+        </w:rPr>
+        <w:t xml:space="preserve"> with the export secret, </w:t>
+      </w:r>
+      <w:r>
+        <w:rPr>
+          <w:rFonts w:ascii="Consolas" w:cs="Consolas" w:eastAsia="Consolas" w:hAnsi="Consolas"/>
+          <w:b w:val="false"/>
+          <w:bCs w:val="false"/>
+          <w:color w:val="14181F"/>
+          <w:sz w:val="20"/>
+          <w:szCs w:val="20"/>
+        </w:rPr>
+        <w:t xml:space="preserve">DELETE </w:t>
+      </w:r>
+      <w:r>
+        <w:rPr>
+          <w:b w:val="false"/>
+          <w:bCs w:val="false"/>
+          <w:color w:val="14181F"/>
+          <w:sz w:val="21"/>
+          <w:szCs w:val="21"/>
+        </w:rPr>
+        <w:t xml:space="preserve"> followed by this service's cohort label.</w:t>
       </w:r>
     </w:p>
     <w:p>
@@ -975,6 +1257,8 @@
       </w:r>
       <w:r>
         <w:rPr>
+          <w:b w:val="false"/>
+          <w:bCs w:val="false"/>
           <w:color w:val="14181F"/>
           <w:sz w:val="21"/>
           <w:szCs w:val="21"/>
@@ -1017,11 +1301,55 @@
       </w:r>
       <w:r>
         <w:rPr>
-          <w:color w:val="14181F"/>
-          <w:sz w:val="21"/>
-          <w:szCs w:val="21"/>
-        </w:rPr>
-        <w:t xml:space="preserve">: run `db/checks/post_deploy_check.sql` in the Supabase SQL editor. Nine rows, all `pass`.</w:t>
+          <w:b w:val="false"/>
+          <w:bCs w:val="false"/>
+          <w:color w:val="14181F"/>
+          <w:sz w:val="21"/>
+          <w:szCs w:val="21"/>
+        </w:rPr>
+        <w:t xml:space="preserve">: run </w:t>
+      </w:r>
+      <w:r>
+        <w:rPr>
+          <w:rFonts w:ascii="Consolas" w:cs="Consolas" w:eastAsia="Consolas" w:hAnsi="Consolas"/>
+          <w:b w:val="false"/>
+          <w:bCs w:val="false"/>
+          <w:color w:val="14181F"/>
+          <w:sz w:val="20"/>
+          <w:szCs w:val="20"/>
+        </w:rPr>
+        <w:t xml:space="preserve">db/checks/post_deploy_check.sql</w:t>
+      </w:r>
+      <w:r>
+        <w:rPr>
+          <w:b w:val="false"/>
+          <w:bCs w:val="false"/>
+          <w:color w:val="14181F"/>
+          <w:sz w:val="21"/>
+          <w:szCs w:val="21"/>
+        </w:rPr>
+        <w:t xml:space="preserve"> in the Supabase SQL editor. Nine rows, all </w:t>
+      </w:r>
+      <w:r>
+        <w:rPr>
+          <w:rFonts w:ascii="Consolas" w:cs="Consolas" w:eastAsia="Consolas" w:hAnsi="Consolas"/>
+          <w:b w:val="false"/>
+          <w:bCs w:val="false"/>
+          <w:color w:val="14181F"/>
+          <w:sz w:val="20"/>
+          <w:szCs w:val="20"/>
+        </w:rPr>
+        <w:t xml:space="preserve">pass</w:t>
+      </w:r>
+      <w:r>
+        <w:rPr>
+          <w:b w:val="false"/>
+          <w:bCs w:val="false"/>
+          <w:color w:val="14181F"/>
+          <w:sz w:val="21"/>
+          <w:szCs w:val="21"/>
+        </w:rPr>
+        <w:t xml:space="preserve">.</w:t>
       </w:r>
     </w:p>
     <w:p>
@@ -1076,6 +1404,8 @@
       </w:r>
       <w:r>
         <w:rPr>
+          <w:b w:val="false"/>
+          <w:bCs w:val="false"/>
           <w:color w:val="14181F"/>
           <w:sz w:val="21"/>
           <w:szCs w:val="21"/>
@@ -1118,6 +1448,8 @@
       </w:r>
       <w:r>
         <w:rPr>
+          <w:b w:val="false"/>
+          <w:bCs w:val="false"/>
           <w:color w:val="14181F"/>
           <w:sz w:val="21"/>
           <w:szCs w:val="21"/>
@@ -1160,6 +1492,8 @@
       </w:r>
       <w:r>
         <w:rPr>
+          <w:b w:val="false"/>
+          <w:bCs w:val="false"/>
           <w:color w:val="14181F"/>
           <w:sz w:val="21"/>
           <w:szCs w:val="21"/>
@@ -1215,10 +1549,33 @@
           <w:sz w:val="21"/>
           <w:szCs w:val="21"/>
         </w:rPr>
-        <w:t xml:space="preserve">Set `INSTRUMENTS_OPEN=true`.</w:t>
-      </w:r>
-      <w:r>
-        <w:rPr>
+        <w:t xml:space="preserve">Set </w:t>
+      </w:r>
+      <w:r>
+        <w:rPr>
+          <w:rFonts w:ascii="Consolas" w:cs="Consolas" w:eastAsia="Consolas" w:hAnsi="Consolas"/>
+          <w:b/>
+          <w:bCs/>
+          <w:color w:val="14181F"/>
+          <w:sz w:val="20"/>
+          <w:szCs w:val="20"/>
+        </w:rPr>
+        <w:t xml:space="preserve">INSTRUMENTS_OPEN=true</w:t>
+      </w:r>
+      <w:r>
+        <w:rPr>
+          <w:b/>
+          <w:bCs/>
+          <w:color w:val="14181F"/>
+          <w:sz w:val="21"/>
+          <w:szCs w:val="21"/>
+        </w:rPr>
+        <w:t xml:space="preserve">.</w:t>
+      </w:r>
+      <w:r>
+        <w:rPr>
+          <w:b w:val="false"/>
+          <w:bCs w:val="false"/>
           <w:color w:val="14181F"/>
           <w:sz w:val="21"/>
           <w:szCs w:val="21"/>
@@ -1261,11 +1618,34 @@
       </w:r>
       <w:r>
         <w:rPr>
-          <w:color w:val="14181F"/>
-          <w:sz w:val="21"/>
-          <w:szCs w:val="21"/>
-        </w:rPr>
-        <w:t xml:space="preserve">: counts all zero, header reads "instruments open", cohort `elm`, </w:t>
+          <w:b w:val="false"/>
+          <w:bCs w:val="false"/>
+          <w:color w:val="14181F"/>
+          <w:sz w:val="21"/>
+          <w:szCs w:val="21"/>
+        </w:rPr>
+        <w:t xml:space="preserve">: counts all zero, header reads "instruments open", cohort </w:t>
+      </w:r>
+      <w:r>
+        <w:rPr>
+          <w:rFonts w:ascii="Consolas" w:cs="Consolas" w:eastAsia="Consolas" w:hAnsi="Consolas"/>
+          <w:b w:val="false"/>
+          <w:bCs w:val="false"/>
+          <w:color w:val="14181F"/>
+          <w:sz w:val="20"/>
+          <w:szCs w:val="20"/>
+        </w:rPr>
+        <w:t xml:space="preserve">elm</w:t>
+      </w:r>
+      <w:r>
+        <w:rPr>
+          <w:b w:val="false"/>
+          <w:bCs w:val="false"/>
+          <w:color w:val="14181F"/>
+          <w:sz w:val="21"/>
+          <w:szCs w:val="21"/>
+        </w:rPr>
+        <w:t xml:space="preserve">, </w:t>
       </w:r>
       <w:r>
         <w:rPr>
@@ -1279,6 +1659,8 @@
       </w:r>
       <w:r>
         <w:rPr>
+          <w:b w:val="false"/>
+          <w:bCs w:val="false"/>
           <w:color w:val="14181F"/>
           <w:sz w:val="21"/>
           <w:szCs w:val="21"/>
@@ -1317,10 +1699,23 @@
           <w:sz w:val="21"/>
           <w:szCs w:val="21"/>
         </w:rPr>
-        <w:t xml:space="preserve">Confirm the facilitator holds `ADMIN_SECRET`</w:t>
-      </w:r>
-      <w:r>
-        <w:rPr>
+        <w:t xml:space="preserve">Confirm the facilitator holds </w:t>
+      </w:r>
+      <w:r>
+        <w:rPr>
+          <w:rFonts w:ascii="Consolas" w:cs="Consolas" w:eastAsia="Consolas" w:hAnsi="Consolas"/>
+          <w:b/>
+          <w:bCs/>
+          <w:color w:val="14181F"/>
+          <w:sz w:val="20"/>
+          <w:szCs w:val="20"/>
+        </w:rPr>
+        <w:t xml:space="preserve">ADMIN_SECRET</w:t>
+      </w:r>
+      <w:r>
+        <w:rPr>
+          <w:b w:val="false"/>
+          <w:bCs w:val="false"/>
           <w:color w:val="14181F"/>
           <w:sz w:val="21"/>
           <w:szCs w:val="21"/>
@@ -1363,6 +1758,8 @@
       </w:r>
       <w:r>
         <w:rPr>
+          <w:b w:val="false"/>
+          <w:bCs w:val="false"/>
           <w:color w:val="14181F"/>
           <w:sz w:val="21"/>
           <w:szCs w:val="21"/>
@@ -1405,6 +1802,8 @@
       </w:r>
       <w:r>
         <w:rPr>
+          <w:b w:val="false"/>
+          <w:bCs w:val="false"/>
           <w:color w:val="14181F"/>
           <w:sz w:val="21"/>
           <w:szCs w:val="21"/>
@@ -1447,6 +1846,8 @@
       </w:r>
       <w:r>
         <w:rPr>
+          <w:b w:val="false"/>
+          <w:bCs w:val="false"/>
           <w:color w:val="14181F"/>
           <w:sz w:val="21"/>
           <w:szCs w:val="21"/>
@@ -1489,6 +1890,8 @@
       </w:r>
       <w:r>
         <w:rPr>
+          <w:b w:val="false"/>
+          <w:bCs w:val="false"/>
           <w:color w:val="14181F"/>
           <w:sz w:val="21"/>
           <w:szCs w:val="21"/>
@@ -1538,6 +1941,8 @@
       </w:r>
       <w:r>
         <w:rPr>
+          <w:b w:val="false"/>
+          <w:bCs w:val="false"/>
           <w:color w:val="14181F"/>
           <w:sz w:val="21"/>
           <w:szCs w:val="21"/>
@@ -1570,6 +1975,8 @@
       </w:r>
       <w:r>
         <w:rPr>
+          <w:b w:val="false"/>
+          <w:bCs w:val="false"/>
           <w:color w:val="14181F"/>
           <w:sz w:val="21"/>
           <w:szCs w:val="21"/>
@@ -1588,6 +1995,8 @@
       </w:r>
       <w:r>
         <w:rPr>
+          <w:b w:val="false"/>
+          <w:bCs w:val="false"/>
           <w:color w:val="14181F"/>
           <w:sz w:val="21"/>
           <w:szCs w:val="21"/>
@@ -1620,6 +2029,8 @@
       </w:r>
       <w:r>
         <w:rPr>
+          <w:b w:val="false"/>
+          <w:bCs w:val="false"/>
           <w:color w:val="14181F"/>
           <w:sz w:val="21"/>
           <w:szCs w:val="21"/>
@@ -1638,6 +2049,8 @@
       </w:r>
       <w:r>
         <w:rPr>
+          <w:b w:val="false"/>
+          <w:bCs w:val="false"/>
           <w:color w:val="14181F"/>
           <w:sz w:val="21"/>
           <w:szCs w:val="21"/>
@@ -1670,6 +2083,8 @@
       </w:r>
       <w:r>
         <w:rPr>
+          <w:b w:val="false"/>
+          <w:bCs w:val="false"/>
           <w:color w:val="14181F"/>
           <w:sz w:val="21"/>
           <w:szCs w:val="21"/>
@@ -1688,6 +2103,8 @@
       </w:r>
       <w:r>
         <w:rPr>
+          <w:b w:val="false"/>
+          <w:bCs w:val="false"/>
           <w:color w:val="14181F"/>
           <w:sz w:val="21"/>
           <w:szCs w:val="21"/>
@@ -1737,6 +2154,8 @@
       </w:r>
       <w:r>
         <w:rPr>
+          <w:b w:val="false"/>
+          <w:bCs w:val="false"/>
           <w:color w:val="14181F"/>
           <w:sz w:val="21"/>
           <w:szCs w:val="21"/>
@@ -1769,6 +2188,8 @@
       </w:r>
       <w:r>
         <w:rPr>
+          <w:b w:val="false"/>
+          <w:bCs w:val="false"/>
           <w:color w:val="14181F"/>
           <w:sz w:val="21"/>
           <w:szCs w:val="21"/>
@@ -1801,6 +2222,8 @@
       </w:r>
       <w:r>
         <w:rPr>
+          <w:b w:val="false"/>
+          <w:bCs w:val="false"/>
           <w:color w:val="14181F"/>
           <w:sz w:val="21"/>
           <w:szCs w:val="21"/>
@@ -1815,7 +2238,28 @@
           <w:sz w:val="21"/>
           <w:szCs w:val="21"/>
         </w:rPr>
-        <w:t xml:space="preserve">set `INSTRUMENTS_OPEN=false`.</w:t>
+        <w:t xml:space="preserve">set </w:t>
+      </w:r>
+      <w:r>
+        <w:rPr>
+          <w:rFonts w:ascii="Consolas" w:cs="Consolas" w:eastAsia="Consolas" w:hAnsi="Consolas"/>
+          <w:b/>
+          <w:bCs/>
+          <w:color w:val="14181F"/>
+          <w:sz w:val="20"/>
+          <w:szCs w:val="20"/>
+        </w:rPr>
+        <w:t xml:space="preserve">INSTRUMENTS_OPEN=false</w:t>
+      </w:r>
+      <w:r>
+        <w:rPr>
+          <w:b/>
+          <w:bCs/>
+          <w:color w:val="14181F"/>
+          <w:sz w:val="21"/>
+          <w:szCs w:val="21"/>
+        </w:rPr>
+        <w:t xml:space="preserve">.</w:t>
       </w:r>
     </w:p>
     <w:p>
@@ -1860,11 +2304,24 @@
       </w:r>
       <w:r>
         <w:rPr>
-          <w:color w:val="14181F"/>
-          <w:sz w:val="21"/>
-          <w:szCs w:val="21"/>
-        </w:rPr>
-        <w:t xml:space="preserve">`/admin` with the </w:t>
+          <w:rFonts w:ascii="Consolas" w:cs="Consolas" w:eastAsia="Consolas" w:hAnsi="Consolas"/>
+          <w:b w:val="false"/>
+          <w:bCs w:val="false"/>
+          <w:color w:val="14181F"/>
+          <w:sz w:val="20"/>
+          <w:szCs w:val="20"/>
+        </w:rPr>
+        <w:t xml:space="preserve">/admin</w:t>
+      </w:r>
+      <w:r>
+        <w:rPr>
+          <w:b w:val="false"/>
+          <w:bCs w:val="false"/>
+          <w:color w:val="14181F"/>
+          <w:sz w:val="21"/>
+          <w:szCs w:val="21"/>
+        </w:rPr>
+        <w:t xml:space="preserve"> with the </w:t>
       </w:r>
       <w:r>
         <w:rPr>
@@ -1878,6 +2335,8 @@
       </w:r>
       <w:r>
         <w:rPr>
+          <w:b w:val="false"/>
+          <w:bCs w:val="false"/>
           <w:color w:val="14181F"/>
           <w:sz w:val="21"/>
           <w:szCs w:val="21"/>
@@ -1920,6 +2379,8 @@
       </w:r>
       <w:r>
         <w:rPr>
+          <w:b w:val="false"/>
+          <w:bCs w:val="false"/>
           <w:color w:val="14181F"/>
           <w:sz w:val="21"/>
           <w:szCs w:val="21"/>
@@ -1962,6 +2423,8 @@
       </w:r>
       <w:r>
         <w:rPr>
+          <w:b w:val="false"/>
+          <w:bCs w:val="false"/>
           <w:color w:val="14181F"/>
           <w:sz w:val="21"/>
           <w:szCs w:val="21"/>
@@ -2004,6 +2467,8 @@
       </w:r>
       <w:r>
         <w:rPr>
+          <w:b w:val="false"/>
+          <w:bCs w:val="false"/>
           <w:color w:val="14181F"/>
           <w:sz w:val="21"/>
           <w:szCs w:val="21"/>
@@ -2046,6 +2511,8 @@
       </w:r>
       <w:r>
         <w:rPr>
+          <w:b w:val="false"/>
+          <w:bCs w:val="false"/>
           <w:color w:val="14181F"/>
           <w:sz w:val="21"/>
           <w:szCs w:val="21"/>
@@ -2088,6 +2555,8 @@
       </w:r>
       <w:r>
         <w:rPr>
+          <w:b w:val="false"/>
+          <w:bCs w:val="false"/>
           <w:color w:val="14181F"/>
           <w:sz w:val="21"/>
           <w:szCs w:val="21"/>
@@ -2130,53 +2599,120 @@
       </w:r>
       <w:r>
         <w:rPr>
-          <w:color w:val="14181F"/>
-          <w:sz w:val="21"/>
-          <w:szCs w:val="21"/>
-        </w:rPr>
-        <w:t xml:space="preserve">: type `DELETE ` and the cohort label. Keep the before-and-after table for the audit trail.</w:t>
-      </w:r>
-    </w:p>
-    <w:p>
-      <w:pPr>
-        <w:tabs>
-          <w:tab w:val="left" w:pos="400"/>
-        </w:tabs>
-        <w:spacing w:after="120"/>
-        <w:ind w:left="400" w:hanging="400"/>
-      </w:pPr>
-      <w:r>
-        <w:rPr>
-          <w:color w:val="14181F"/>
-          <w:sz w:val="26"/>
-          <w:szCs w:val="26"/>
-        </w:rPr>
-        <w:t xml:space="preserve">☐</w:t>
-      </w:r>
-      <w:r>
-        <w:rPr>
-          <w:sz w:val="22"/>
-          <w:szCs w:val="22"/>
-        </w:rPr>
-        <w:t xml:space="preserve">	</w:t>
-      </w:r>
-      <w:r>
-        <w:rPr>
-          <w:b/>
-          <w:bCs/>
-          <w:color w:val="14181F"/>
-          <w:sz w:val="21"/>
-          <w:szCs w:val="21"/>
-        </w:rPr>
-        <w:t xml:space="preserve">Re-run `post_deploy_check.sql`.</w:t>
-      </w:r>
-      <w:r>
-        <w:rPr>
-          <w:color w:val="14181F"/>
-          <w:sz w:val="21"/>
-          <w:szCs w:val="21"/>
-        </w:rPr>
-        <w:t xml:space="preserve"> Nine `pass`. Check 9's detail lists every cohort still holding rows; yours should not be among them.</w:t>
+          <w:b w:val="false"/>
+          <w:bCs w:val="false"/>
+          <w:color w:val="14181F"/>
+          <w:sz w:val="21"/>
+          <w:szCs w:val="21"/>
+        </w:rPr>
+        <w:t xml:space="preserve">: type </w:t>
+      </w:r>
+      <w:r>
+        <w:rPr>
+          <w:rFonts w:ascii="Consolas" w:cs="Consolas" w:eastAsia="Consolas" w:hAnsi="Consolas"/>
+          <w:b w:val="false"/>
+          <w:bCs w:val="false"/>
+          <w:color w:val="14181F"/>
+          <w:sz w:val="20"/>
+          <w:szCs w:val="20"/>
+        </w:rPr>
+        <w:t xml:space="preserve">DELETE </w:t>
+      </w:r>
+      <w:r>
+        <w:rPr>
+          <w:b w:val="false"/>
+          <w:bCs w:val="false"/>
+          <w:color w:val="14181F"/>
+          <w:sz w:val="21"/>
+          <w:szCs w:val="21"/>
+        </w:rPr>
+        <w:t xml:space="preserve"> and the cohort label. Keep the before-and-after table for the audit trail.</w:t>
+      </w:r>
+    </w:p>
+    <w:p>
+      <w:pPr>
+        <w:tabs>
+          <w:tab w:val="left" w:pos="400"/>
+        </w:tabs>
+        <w:spacing w:after="120"/>
+        <w:ind w:left="400" w:hanging="400"/>
+      </w:pPr>
+      <w:r>
+        <w:rPr>
+          <w:color w:val="14181F"/>
+          <w:sz w:val="26"/>
+          <w:szCs w:val="26"/>
+        </w:rPr>
+        <w:t xml:space="preserve">☐</w:t>
+      </w:r>
+      <w:r>
+        <w:rPr>
+          <w:sz w:val="22"/>
+          <w:szCs w:val="22"/>
+        </w:rPr>
+        <w:t xml:space="preserve">	</w:t>
+      </w:r>
+      <w:r>
+        <w:rPr>
+          <w:b/>
+          <w:bCs/>
+          <w:color w:val="14181F"/>
+          <w:sz w:val="21"/>
+          <w:szCs w:val="21"/>
+        </w:rPr>
+        <w:t xml:space="preserve">Re-run </w:t>
+      </w:r>
+      <w:r>
+        <w:rPr>
+          <w:rFonts w:ascii="Consolas" w:cs="Consolas" w:eastAsia="Consolas" w:hAnsi="Consolas"/>
+          <w:b/>
+          <w:bCs/>
+          <w:color w:val="14181F"/>
+          <w:sz w:val="20"/>
+          <w:szCs w:val="20"/>
+        </w:rPr>
+        <w:t xml:space="preserve">post_deploy_check.sql</w:t>
+      </w:r>
+      <w:r>
+        <w:rPr>
+          <w:b/>
+          <w:bCs/>
+          <w:color w:val="14181F"/>
+          <w:sz w:val="21"/>
+          <w:szCs w:val="21"/>
+        </w:rPr>
+        <w:t xml:space="preserve">.</w:t>
+      </w:r>
+      <w:r>
+        <w:rPr>
+          <w:b w:val="false"/>
+          <w:bCs w:val="false"/>
+          <w:color w:val="14181F"/>
+          <w:sz w:val="21"/>
+          <w:szCs w:val="21"/>
+        </w:rPr>
+        <w:t xml:space="preserve"> Nine </w:t>
+      </w:r>
+      <w:r>
+        <w:rPr>
+          <w:rFonts w:ascii="Consolas" w:cs="Consolas" w:eastAsia="Consolas" w:hAnsi="Consolas"/>
+          <w:b w:val="false"/>
+          <w:bCs w:val="false"/>
+          <w:color w:val="14181F"/>
+          <w:sz w:val="20"/>
+          <w:szCs w:val="20"/>
+        </w:rPr>
+        <w:t xml:space="preserve">pass</w:t>
+      </w:r>
+      <w:r>
+        <w:rPr>
+          <w:b w:val="false"/>
+          <w:bCs w:val="false"/>
+          <w:color w:val="14181F"/>
+          <w:sz w:val="21"/>
+          <w:szCs w:val="21"/>
+        </w:rPr>
+        <w:t xml:space="preserve">. Check 9's detail lists every cohort still holding rows; yours should not be among them.</w:t>
       </w:r>
     </w:p>
     <w:p>
@@ -2221,6 +2757,8 @@
       </w:r>
       <w:r>
         <w:rPr>
+          <w:b w:val="false"/>
+          <w:bCs w:val="false"/>
           <w:color w:val="14181F"/>
           <w:sz w:val="21"/>
           <w:szCs w:val="21"/>
@@ -2259,10 +2797,33 @@
           <w:sz w:val="21"/>
           <w:szCs w:val="21"/>
         </w:rPr>
-        <w:t xml:space="preserve">Set a new `COHORT` label in Render and redeploy.</w:t>
-      </w:r>
-      <w:r>
-        <w:rPr>
+        <w:t xml:space="preserve">Set a new </w:t>
+      </w:r>
+      <w:r>
+        <w:rPr>
+          <w:rFonts w:ascii="Consolas" w:cs="Consolas" w:eastAsia="Consolas" w:hAnsi="Consolas"/>
+          <w:b/>
+          <w:bCs/>
+          <w:color w:val="14181F"/>
+          <w:sz w:val="20"/>
+          <w:szCs w:val="20"/>
+        </w:rPr>
+        <w:t xml:space="preserve">COHORT</w:t>
+      </w:r>
+      <w:r>
+        <w:rPr>
+          <w:b/>
+          <w:bCs/>
+          <w:color w:val="14181F"/>
+          <w:sz w:val="21"/>
+          <w:szCs w:val="21"/>
+        </w:rPr>
+        <w:t xml:space="preserve"> label in Render and redeploy.</w:t>
+      </w:r>
+      <w:r>
+        <w:rPr>
+          <w:b w:val="false"/>
+          <w:bCs w:val="false"/>
           <w:color w:val="14181F"/>
           <w:sz w:val="21"/>
           <w:szCs w:val="21"/>
@@ -2295,38 +2856,63 @@
       </w:r>
       <w:r>
         <w:rPr>
-          <w:color w:val="14181F"/>
-          <w:sz w:val="21"/>
-          <w:szCs w:val="21"/>
-        </w:rPr>
-        <w:t xml:space="preserve">Set `INSTRUMENTS_OPEN=true` on the morning of Day 1.</w:t>
-      </w:r>
-    </w:p>
-    <w:p>
-      <w:pPr>
-        <w:tabs>
-          <w:tab w:val="left" w:pos="400"/>
-        </w:tabs>
-        <w:spacing w:after="120"/>
-        <w:ind w:left="400" w:hanging="400"/>
-      </w:pPr>
-      <w:r>
-        <w:rPr>
-          <w:color w:val="14181F"/>
-          <w:sz w:val="26"/>
-          <w:szCs w:val="26"/>
-        </w:rPr>
-        <w:t xml:space="preserve">☐</w:t>
-      </w:r>
-      <w:r>
-        <w:rPr>
-          <w:sz w:val="22"/>
-          <w:szCs w:val="22"/>
-        </w:rPr>
-        <w:t xml:space="preserve">	</w:t>
-      </w:r>
-      <w:r>
-        <w:rPr>
+          <w:b w:val="false"/>
+          <w:bCs w:val="false"/>
+          <w:color w:val="14181F"/>
+          <w:sz w:val="21"/>
+          <w:szCs w:val="21"/>
+        </w:rPr>
+        <w:t xml:space="preserve">Set </w:t>
+      </w:r>
+      <w:r>
+        <w:rPr>
+          <w:rFonts w:ascii="Consolas" w:cs="Consolas" w:eastAsia="Consolas" w:hAnsi="Consolas"/>
+          <w:b w:val="false"/>
+          <w:bCs w:val="false"/>
+          <w:color w:val="14181F"/>
+          <w:sz w:val="20"/>
+          <w:szCs w:val="20"/>
+        </w:rPr>
+        <w:t xml:space="preserve">INSTRUMENTS_OPEN=true</w:t>
+      </w:r>
+      <w:r>
+        <w:rPr>
+          <w:b w:val="false"/>
+          <w:bCs w:val="false"/>
+          <w:color w:val="14181F"/>
+          <w:sz w:val="21"/>
+          <w:szCs w:val="21"/>
+        </w:rPr>
+        <w:t xml:space="preserve"> on the morning of Day 1.</w:t>
+      </w:r>
+    </w:p>
+    <w:p>
+      <w:pPr>
+        <w:tabs>
+          <w:tab w:val="left" w:pos="400"/>
+        </w:tabs>
+        <w:spacing w:after="120"/>
+        <w:ind w:left="400" w:hanging="400"/>
+      </w:pPr>
+      <w:r>
+        <w:rPr>
+          <w:color w:val="14181F"/>
+          <w:sz w:val="26"/>
+          <w:szCs w:val="26"/>
+        </w:rPr>
+        <w:t xml:space="preserve">☐</w:t>
+      </w:r>
+      <w:r>
+        <w:rPr>
+          <w:sz w:val="22"/>
+          <w:szCs w:val="22"/>
+        </w:rPr>
+        <w:t xml:space="preserve">	</w:t>
+      </w:r>
+      <w:r>
+        <w:rPr>
+          <w:b w:val="false"/>
+          <w:bCs w:val="false"/>
           <w:color w:val="14181F"/>
           <w:sz w:val="21"/>
           <w:szCs w:val="21"/>
@@ -2359,6 +2945,8 @@
       </w:r>
       <w:r>
         <w:rPr>
+          <w:b w:val="false"/>
+          <w:bCs w:val="false"/>
           <w:color w:val="14181F"/>
           <w:sz w:val="21"/>
           <w:szCs w:val="21"/>
@@ -2408,6 +2996,8 @@
       </w:r>
       <w:r>
         <w:rPr>
+          <w:b w:val="false"/>
+          <w:bCs w:val="false"/>
           <w:color w:val="14181F"/>
           <w:sz w:val="21"/>
           <w:szCs w:val="21"/>
@@ -2440,6 +3030,8 @@
       </w:r>
       <w:r>
         <w:rPr>
+          <w:b w:val="false"/>
+          <w:bCs w:val="false"/>
           <w:color w:val="14181F"/>
           <w:sz w:val="21"/>
           <w:szCs w:val="21"/>
@@ -2482,6 +3074,8 @@
       </w:r>
       <w:r>
         <w:rPr>
+          <w:b w:val="false"/>
+          <w:bCs w:val="false"/>
           <w:color w:val="14181F"/>
           <w:sz w:val="21"/>
           <w:szCs w:val="21"/>
@@ -2522,6 +3116,8 @@
       </w:r>
       <w:r>
         <w:rPr>
+          <w:b w:val="false"/>
+          <w:bCs w:val="false"/>
           <w:color w:val="14181F"/>
           <w:sz w:val="21"/>
           <w:szCs w:val="21"/>
@@ -2545,11 +3141,34 @@
       </w:r>
       <w:r>
         <w:rPr>
-          <w:color w:val="14181F"/>
-          <w:sz w:val="21"/>
-          <w:szCs w:val="21"/>
-        </w:rPr>
-        <w:t xml:space="preserve"> Check `INSTRUMENTS_OPEN` and that the Render service is running. If the network is the problem, go to paper for that instrument.</w:t>
+          <w:b w:val="false"/>
+          <w:bCs w:val="false"/>
+          <w:color w:val="14181F"/>
+          <w:sz w:val="21"/>
+          <w:szCs w:val="21"/>
+        </w:rPr>
+        <w:t xml:space="preserve"> Check </w:t>
+      </w:r>
+      <w:r>
+        <w:rPr>
+          <w:rFonts w:ascii="Consolas" w:cs="Consolas" w:eastAsia="Consolas" w:hAnsi="Consolas"/>
+          <w:b w:val="false"/>
+          <w:bCs w:val="false"/>
+          <w:color w:val="14181F"/>
+          <w:sz w:val="20"/>
+          <w:szCs w:val="20"/>
+        </w:rPr>
+        <w:t xml:space="preserve">INSTRUMENTS_OPEN</w:t>
+      </w:r>
+      <w:r>
+        <w:rPr>
+          <w:b w:val="false"/>
+          <w:bCs w:val="false"/>
+          <w:color w:val="14181F"/>
+          <w:sz w:val="21"/>
+          <w:szCs w:val="21"/>
+        </w:rPr>
+        <w:t xml:space="preserve"> and that the Render service is running. If the network is the problem, go to paper for that instrument.</w:t>
       </w:r>
     </w:p>
     <w:p>
@@ -2568,6 +3187,8 @@
       </w:r>
       <w:r>
         <w:rPr>
+          <w:b w:val="false"/>
+          <w:bCs w:val="false"/>
           <w:color w:val="14181F"/>
           <w:sz w:val="21"/>
           <w:szCs w:val="21"/>
@@ -2591,6 +3212,8 @@
       </w:r>
       <w:r>
         <w:rPr>
+          <w:b w:val="false"/>
+          <w:bCs w:val="false"/>
           <w:color w:val="14181F"/>
           <w:sz w:val="21"/>
           <w:szCs w:val="21"/>

--- a/docs/Pre_course_checklist_4day.docx
+++ b/docs/Pre_course_checklist_4day.docx
@@ -15,6 +15,62 @@
           <w:szCs w:val="40"/>
         </w:rPr>
         <w:t xml:space="preserve">Pre-course checklist: the four-day cohort</w:t>
+      </w:r>
+    </w:p>
+    <w:p>
+      <w:pPr>
+        <w:spacing w:after="140"/>
+      </w:pPr>
+      <w:r>
+        <w:rPr>
+          <w:b w:val="false"/>
+          <w:bCs w:val="false"/>
+          <w:color w:val="14181F"/>
+          <w:sz w:val="21"/>
+          <w:szCs w:val="21"/>
+        </w:rPr>
+        <w:t xml:space="preserve">&gt; </w:t>
+      </w:r>
+      <w:r>
+        <w:rPr>
+          <w:b/>
+          <w:bCs/>
+          <w:color w:val="14181F"/>
+          <w:sz w:val="21"/>
+          <w:szCs w:val="21"/>
+        </w:rPr>
+        <w:t xml:space="preserve">Not the October document. Read this note before using anything below.</w:t>
+      </w:r>
+      <w:r>
+        <w:rPr>
+          <w:b w:val="false"/>
+          <w:bCs w:val="false"/>
+          <w:color w:val="14181F"/>
+          <w:sz w:val="21"/>
+          <w:szCs w:val="21"/>
+        </w:rPr>
+        <w:t xml:space="preserve"> &gt; &gt; *15 September 2026.* This list was written for the four-day delivery at the &gt; technology company on 6 to 9 September 2026. That delivery ran as an ordinary &gt; commercial course with the instrument layer switched off, because the Ethics &gt; Committee's decision had not been issued when it began, and it left the study &gt; altogether: it contributes no data and approval is not applied to it &gt; retrospectively (Protocol v2.0 section 2). &gt; &gt; The October cohorts are three days each and are covered by &gt; </w:t>
+      </w:r>
+      <w:r>
+        <w:rPr>
+          <w:rFonts w:ascii="Consolas" w:cs="Consolas" w:eastAsia="Consolas" w:hAnsi="Consolas"/>
+          <w:b w:val="false"/>
+          <w:bCs w:val="false"/>
+          <w:color w:val="14181F"/>
+          <w:sz w:val="20"/>
+          <w:szCs w:val="20"/>
+        </w:rPr>
+        <w:t xml:space="preserve">PRE_COURSE_CHECKLIST_3day.md</w:t>
+      </w:r>
+      <w:r>
+        <w:rPr>
+          <w:b w:val="false"/>
+          <w:bCs w:val="false"/>
+          <w:color w:val="14181F"/>
+          <w:sz w:val="21"/>
+          <w:szCs w:val="21"/>
+        </w:rPr>
+        <w:t xml:space="preserve">. This document is kept because the four-day &gt; text remains canonical and colleague-delivered four-day cohorts are a standing &gt; feature of the design across 2026 and 2027. Its dates, export deadline and &gt; protocol references are those of the September delivery and are left as &gt; written; anyone reusing it for a future cohort replaces them.</w:t>
       </w:r>
     </w:p>
     <w:p>

--- a/docs/Pre_course_checklist_4day.docx
+++ b/docs/Pre_course_checklist_4day.docx
@@ -131,7 +131,7 @@
           <w:sz w:val="19"/>
           <w:szCs w:val="19"/>
         </w:rPr>
-        <w:t xml:space="preserve">Programme  </w:t>
+        <w:t xml:space="preserve">Program  </w:t>
       </w:r>
       <w:r>
         <w:rPr>
@@ -325,7 +325,7 @@
           <w:sz w:val="21"/>
           <w:szCs w:val="21"/>
         </w:rPr>
-        <w:t xml:space="preserve">Send the client coordinator the authorisation note.</w:t>
+        <w:t xml:space="preserve">Send the client coordinator the authorization note.</w:t>
       </w:r>
       <w:r>
         <w:rPr>
@@ -640,7 +640,7 @@
           <w:sz w:val="21"/>
           <w:szCs w:val="21"/>
         </w:rPr>
-        <w:t xml:space="preserve"> The protocol now uses wording that is defensible whatever the answer, but the study has not verified the behaviour. Check it in the dashboard and record the answer.</w:t>
+        <w:t xml:space="preserve"> The protocol now uses wording that is defensible whatever the answer, but the study has not verified the behavior. Check it in the dashboard and record the answer.</w:t>
       </w:r>
     </w:p>
     <w:p>
@@ -684,7 +684,7 @@
           <w:sz w:val="21"/>
           <w:szCs w:val="21"/>
         </w:rPr>
-        <w:t xml:space="preserve">, with the programme office. If it must be filed before fieldwork, that is a process to start now.</w:t>
+        <w:t xml:space="preserve">, with the program office. If it must be filed before fieldwork, that is a process to start now.</w:t>
       </w:r>
     </w:p>
     <w:p>
@@ -1080,7 +1080,7 @@
           <w:sz w:val="21"/>
           <w:szCs w:val="21"/>
         </w:rPr>
-        <w:t xml:space="preserve"> Three for a three-day programme, four for a four-day one. The admin page header states it, and the day selector should offer exactly that many days and no more.</w:t>
+        <w:t xml:space="preserve"> Three for a three-day program, four for a four-day one. The admin page header states it, and the day selector should offer exactly that many days and no more.</w:t>
       </w:r>
     </w:p>
     <w:p>
@@ -1319,7 +1319,7 @@
           <w:sz w:val="21"/>
           <w:szCs w:val="21"/>
         </w:rPr>
-        <w:t xml:space="preserve">, confirm you are looking at the right service: the admin header names the cohort and the programme length, the QR codes come from that service's own admin page, and the admin secret is that service's own. Do not reuse the other's.</w:t>
+        <w:t xml:space="preserve">, confirm you are looking at the right service: the admin header names the cohort and the program length, the QR codes come from that service's own admin page, and the admin secret is that service's own. Do not reuse the other's.</w:t>
       </w:r>
     </w:p>
     <w:p>
@@ -1711,7 +1711,7 @@
           <w:sz w:val="21"/>
           <w:szCs w:val="21"/>
         </w:rPr>
-        <w:t xml:space="preserve">programme 4 days</w:t>
+        <w:t xml:space="preserve">program 4 days</w:t>
       </w:r>
       <w:r>
         <w:rPr>
@@ -2973,7 +2973,7 @@
           <w:sz w:val="21"/>
           <w:szCs w:val="21"/>
         </w:rPr>
-        <w:t xml:space="preserve">New client, new authorisation confirmation.</w:t>
+        <w:t xml:space="preserve">New client, new authorization confirmation.</w:t>
       </w:r>
     </w:p>
     <w:p>
